--- a/PCMFunctions.docx
+++ b/PCMFunctions.docx
@@ -3867,6 +3867,9 @@
       <w:r>
         <w:t>Functions ist eine Sammlung wiederverwendeter Funktionen. Sie besteht aus mehreren Formularen und Units.</w:t>
       </w:r>
+      <w:r>
+        <w:t xml:space="preserve"> </w:t>
+      </w:r>
     </w:p>
     <w:p>
       <w:pPr>
@@ -4578,10 +4581,7 @@
     </w:p>
     <w:p>
       <w:r>
-        <w:t>Ermitteln der Arbeitsspeicherauslastung</w:t>
-      </w:r>
-      <w:r>
-        <w:t>.</w:t>
+        <w:t>Ermitteln der Arbeitsspeicherauslastung.</w:t>
       </w:r>
     </w:p>
     <w:p>
@@ -4589,8 +4589,21 @@
         <w:pStyle w:val="berschrift3"/>
       </w:pPr>
       <w:bookmarkStart w:id="14" w:name="_Toc151453541"/>
-      <w:r>
-        <w:t>procedure WriteLog(</w:t>
+      <w:proofErr w:type="spellStart"/>
+      <w:r>
+        <w:t>procedure</w:t>
+      </w:r>
+      <w:proofErr w:type="spellEnd"/>
+      <w:r>
+        <w:t xml:space="preserve"> </w:t>
+      </w:r>
+      <w:proofErr w:type="spellStart"/>
+      <w:r>
+        <w:t>WriteLog</w:t>
+      </w:r>
+      <w:proofErr w:type="spellEnd"/>
+      <w:r>
+        <w:t>(</w:t>
       </w:r>
       <w:proofErr w:type="spellStart"/>
       <w:r>
@@ -4739,10 +4752,7 @@
         <w:t>Prozessor</w:t>
       </w:r>
       <w:r>
-        <w:t>namen</w:t>
-      </w:r>
-      <w:r>
-        <w:t>. Rückgabewert: String;</w:t>
+        <w:t>namen. Rückgabewert: String;</w:t>
       </w:r>
     </w:p>
     <w:p>
@@ -4757,22 +4767,13 @@
     </w:p>
     <w:p>
       <w:r>
-        <w:t>Funktion zum Ermitteln de</w:t>
-      </w:r>
-      <w:r>
-        <w:t>r Prozessor</w:t>
+        <w:t>Funktion zum Ermitteln der Prozessor</w:t>
       </w:r>
       <w:r>
         <w:t>geschwindigkeit</w:t>
       </w:r>
       <w:r>
-        <w:t xml:space="preserve">. Rückgabewert: </w:t>
-      </w:r>
-      <w:r>
-        <w:t>real</w:t>
-      </w:r>
-      <w:r>
-        <w:t>;</w:t>
+        <w:t>. Rückgabewert: real;</w:t>
       </w:r>
     </w:p>
     <w:p>
@@ -4793,13 +4794,7 @@
         <w:t>der Prozessorauslastung</w:t>
       </w:r>
       <w:r>
-        <w:t xml:space="preserve">. Rückgabewert: </w:t>
-      </w:r>
-      <w:r>
-        <w:t>Integer</w:t>
-      </w:r>
-      <w:r>
-        <w:t>;</w:t>
+        <w:t>. Rückgabewert: Integer;</w:t>
       </w:r>
     </w:p>
     <w:p>
@@ -4937,16 +4932,7 @@
       </w:pPr>
       <w:bookmarkStart w:id="23" w:name="_Toc151453550"/>
       <w:r>
-        <w:t xml:space="preserve">Formular zum </w:t>
-      </w:r>
-      <w:r>
-        <w:t xml:space="preserve">Eintragen </w:t>
-      </w:r>
-      <w:r>
-        <w:t xml:space="preserve">von </w:t>
-      </w:r>
-      <w:r>
-        <w:t>Lizenzen</w:t>
+        <w:t>Formular zum Eintragen von Lizenzen</w:t>
       </w:r>
       <w:bookmarkEnd w:id="23"/>
     </w:p>
@@ -5017,10 +5003,7 @@
       </w:pPr>
       <w:bookmarkStart w:id="25" w:name="_Toc151453552"/>
       <w:r>
-        <w:t xml:space="preserve">Formular </w:t>
-      </w:r>
-      <w:r>
-        <w:t>für Login</w:t>
+        <w:t>Formular für Login</w:t>
       </w:r>
       <w:bookmarkEnd w:id="25"/>
     </w:p>
@@ -5173,10 +5156,7 @@
       </w:pPr>
       <w:bookmarkStart w:id="29" w:name="_Toc151453556"/>
       <w:r>
-        <w:t xml:space="preserve">Fortschrittsanzeige </w:t>
-      </w:r>
-      <w:r>
-        <w:t>(Transparenz)</w:t>
+        <w:t>Fortschrittsanzeige (Transparenz)</w:t>
       </w:r>
       <w:bookmarkEnd w:id="29"/>
     </w:p>
@@ -5311,10 +5291,7 @@
     </w:p>
     <w:p>
       <w:r>
-        <w:t xml:space="preserve">Prozedur </w:t>
-      </w:r>
-      <w:r>
-        <w:t>zum Versenden von Push-Nachrichten auf Android-Geräte (PCM-APP)</w:t>
+        <w:t>Prozedur zum Versenden von Push-Nachrichten auf Android-Geräte (PCM-APP)</w:t>
       </w:r>
     </w:p>
     <w:p>
@@ -5329,10 +5306,7 @@
     </w:p>
     <w:p>
       <w:r>
-        <w:t xml:space="preserve">Prozedur </w:t>
-      </w:r>
-      <w:r>
-        <w:t>zum Erstellen einer Datenbanksicherung</w:t>
+        <w:t>Prozedur zum Erstellen einer Datenbanksicherung</w:t>
       </w:r>
     </w:p>
     <w:p>
@@ -5347,10 +5321,7 @@
     </w:p>
     <w:p>
       <w:r>
-        <w:t xml:space="preserve">Prozedur </w:t>
-      </w:r>
-      <w:r>
-        <w:t>zum Sichern des Quellcodes</w:t>
+        <w:t>Prozedur zum Sichern des Quellcodes</w:t>
       </w:r>
     </w:p>
     <w:p>
@@ -5365,10 +5336,7 @@
     </w:p>
     <w:p>
       <w:r>
-        <w:t xml:space="preserve">Prozedur </w:t>
-      </w:r>
-      <w:r>
-        <w:t>zum Zippen von Dateien. Parameter: Quelle, Ziel, Dateiendung.</w:t>
+        <w:t>Prozedur zum Zippen von Dateien. Parameter: Quelle, Ziel, Dateiendung.</w:t>
       </w:r>
     </w:p>
     <w:p>
@@ -5383,10 +5351,7 @@
     </w:p>
     <w:p>
       <w:r>
-        <w:t xml:space="preserve">Prozedur </w:t>
-      </w:r>
-      <w:r>
-        <w:t>zum Warten auf Beendigung eines Programms. Parameter: Dateiname.</w:t>
+        <w:t>Prozedur zum Warten auf Beendigung eines Programms. Parameter: Dateiname.</w:t>
       </w:r>
     </w:p>
     <w:p>
@@ -5413,13 +5378,7 @@
         <w:t xml:space="preserve">zum Packen der Applikationen. Parameter: </w:t>
       </w:r>
       <w:r>
-        <w:t xml:space="preserve">Komprimierung aktiv (0=nicht aktiv, 1= aktiv), Kopieren aktiv </w:t>
-      </w:r>
-      <w:r>
-        <w:t>(0=nicht aktiv, 1= aktiv)</w:t>
-      </w:r>
-      <w:r>
-        <w:t>, Pfad zur Applikation, Applikationsname</w:t>
+        <w:t>Komprimierung aktiv (0=nicht aktiv, 1= aktiv), Kopieren aktiv (0=nicht aktiv, 1= aktiv), Pfad zur Applikation, Applikationsname</w:t>
       </w:r>
     </w:p>
     <w:p>
